--- a/MaghaleNegar/Templates/Journals/ArticleTemplate-Ebtekar.docx
+++ b/MaghaleNegar/Templates/Journals/ArticleTemplate-Ebtekar.docx
@@ -8799,6 +8799,33 @@
       <w:bCs/>
     </w:rPr>
   </w:style>
+  <w:style w:type="paragraph" w:customStyle="1" w:styleId="TitleNegar2">
+    <w:name w:val="TitleNegar2"/>
+    <w:basedOn w:val="TitleNegar1"/>
+    <w:next w:val="BodyNegar"/>
+    <w:qFormat/>
+    <w:pPr>
+      <w:keepNext/>
+      <w:outlineLvl w:val="1"/>
+    </w:pPr>
+    <w:rPr>
+      <w:sz w:val="24"/>
+      <w:szCs w:val="24"/>
+    </w:rPr>
+  </w:style>
+  <w:style w:type="paragraph" w:customStyle="1" w:styleId="TitleNegar3">
+    <w:name w:val="TitleNegar3"/>
+    <w:basedOn w:val="TitleNegar2"/>
+    <w:next w:val="BodyNegar"/>
+    <w:qFormat/>
+    <w:pPr>
+      <w:outlineLvl w:val="2"/>
+    </w:pPr>
+    <w:rPr>
+      <w:sz w:val="24"/>
+      <w:szCs w:val="24"/>
+    </w:rPr>
+  </w:style>
   <w:style w:type="paragraph" w:customStyle="1" w:styleId="TitleNegarAuthor">
     <w:name w:val="TitleNegarAuthor"/>
     <w:basedOn w:val="BaseNegar"/>
